--- a/260921_construction-period-review/meeting/deliverables/요구사항정의서_초안.docx
+++ b/260921_construction-period-review/meeting/deliverables/요구사항정의서_초안.docx
@@ -43,7 +43,7 @@
           <w:color w:val="5A5A5A"/>
           <w:sz w:val="18"/>
         </w:rPr>
-        <w:t>공사기간 적정성 검토 보고서 자동 산정 프로그램 (1차 파일럿) · 작성일 2026-09-23 · 문서 상태: 초안(데모 기준 자동 생성, 착수 후 확정)</w:t>
+        <w:t>공사기간 적정성 검토 보고서 자동 산정 프로그램 (1차 파일럿) · 작성일 2026-09-28 · 문서 상태: 초안(데모 기준 자동 생성, 착수 후 확정)</w:t>
       </w:r>
     </w:p>
     <w:tbl>
@@ -292,7 +292,7 @@
                 <w:b w:val="0"/>
                 <w:sz w:val="18"/>
               </w:rPr>
-              <w:t>0.1 (초안, 2026-09-23) — 이 문서는 meeting/deliverables/gen_deliverables.py 의 데이터에서 생성됨</w:t>
+              <w:t>0.1 (초안, 2026-09-28) — 이 문서는 meeting/deliverables/gen_deliverables.py 의 데이터에서 생성됨</w:t>
             </w:r>
           </w:p>
         </w:tc>
@@ -1191,7 +1191,7 @@
                 <w:b w:val="0"/>
                 <w:sz w:val="16"/>
               </w:rPr>
-              <w:t>2026 표준품셈 원문(982p) 정제 파이프라인으로 항목 추출(일당 시공량·품 환산, 변형 라벨 복원·표준조건 선택·실현성 필터) → 검수 → DB 적재. 문자 n-gram 임베딩 인덱스(외부 임베딩 모델로 교체 가능, pgvector 동일 인터페이스). 국토부 2024 가이드라인 부록4 1일 작업량 병행 적재. 엑셀 업로드로 항목 추가.</w:t>
+              <w:t>2026 표준품셈 원문(982p) 정제 파이프라인으로 항목 추출(일당 시공량·품 환산, 변형 라벨 복원·표준조건 선택·실현성 필터) → 검수 → DB 적재. 다국어 문장 임베딩(multilingual-e5-small)과 문자 n-gram 을 결합한 벡터 색인으로 후보 검색, 벡터는 DB에 저장(데모 SQLite → 실 시스템 pgvector). 국토부 2024 가이드라인 부록4 1일 작업량 병행 적재. 엑셀 업로드로 항목 추가.</w:t>
             </w:r>
           </w:p>
         </w:tc>

--- a/260921_construction-period-review/meeting/deliverables/요구사항정의서_초안.docx
+++ b/260921_construction-period-review/meeting/deliverables/요구사항정의서_초안.docx
@@ -43,7 +43,7 @@
           <w:color w:val="5A5A5A"/>
           <w:sz w:val="18"/>
         </w:rPr>
-        <w:t>공사기간 적정성 검토 보고서 자동 산정 프로그램 (1차 파일럿) · 작성일 2026-09-28 · 문서 상태: 초안(데모 기준 자동 생성, 착수 후 확정)</w:t>
+        <w:t>공사기간 적정성 검토 보고서 자동 산정 프로그램 (1차 파일럿) · 작성일 2026-09-29 · 문서 상태: 초안(데모 기준 자동 생성, 착수 후 확정)</w:t>
       </w:r>
     </w:p>
     <w:tbl>
@@ -258,7 +258,7 @@
                 <w:b w:val="0"/>
                 <w:sz w:val="18"/>
               </w:rPr>
-              <w:t>건설공사 표준품셈(2026, 국토교통부 공고) · 공공 건설공사의 공사기간 산정기준(2019 훈령) · 2024 적정 공사기간 확보를 위한 가이드라인</w:t>
+              <w:t>건설공사 표준품셈(2026, 국토교통부 공고) · 공공 건설공사의 공사기간 산정기준(국토교통부고시 제2024-1021호) · 2026년 적정 공사기간 확보를 위한 가이드라인</w:t>
             </w:r>
           </w:p>
         </w:tc>
@@ -292,7 +292,7 @@
                 <w:b w:val="0"/>
                 <w:sz w:val="18"/>
               </w:rPr>
-              <w:t>0.1 (초안, 2026-09-28) — 이 문서는 meeting/deliverables/gen_deliverables.py 의 데이터에서 생성됨</w:t>
+              <w:t>0.1 (초안, 2026-09-29) — 이 문서는 meeting/deliverables/gen_deliverables.py 의 데이터에서 생성됨</w:t>
             </w:r>
           </w:p>
         </w:tc>
@@ -1191,7 +1191,7 @@
                 <w:b w:val="0"/>
                 <w:sz w:val="16"/>
               </w:rPr>
-              <w:t>2026 표준품셈 원문(982p) 정제 파이프라인으로 항목 추출(일당 시공량·품 환산, 변형 라벨 복원·표준조건 선택·실현성 필터) → 검수 → DB 적재. 다국어 문장 임베딩(multilingual-e5-small)과 문자 n-gram 을 결합한 벡터 색인으로 후보 검색, 벡터는 DB에 저장(데모 SQLite → 실 시스템 pgvector). 국토부 2024 가이드라인 부록4 1일 작업량 병행 적재. 엑셀 업로드로 항목 추가.</w:t>
+              <w:t>2026 표준품셈 원문(982p) 정제 파이프라인으로 항목 추출(일당 시공량·품 환산, 변형 라벨 복원·표준조건 선택·실현성 필터) → 검수 → DB 적재. 다국어 문장 임베딩(multilingual-e5-small)과 문자 n-gram 을 결합한 벡터 색인으로 후보 검색, 벡터는 DB에 저장(데모 SQLite → 실 시스템 pgvector). 국토부 2026 가이드라인 부록4 1일 작업량 병행 적재. 엑셀 업로드로 항목 추가.</w:t>
             </w:r>
           </w:p>
         </w:tc>
@@ -1761,7 +1761,7 @@
                 <w:b w:val="0"/>
                 <w:sz w:val="16"/>
               </w:rPr>
-              <w:t>룰(항목·연산자·임계값·적용 공종)을 설정 데이터로 관리. 작업 종류(토공·옥외/콘크리트/고소·양중/실내)별 적용. 「국토부 2024 예시」·「발주사 기준」 프리셋. 월별·연간 집계, 룰별 기여 차트. 국토부 산식(A+B−C, 주 40시간 하한) 검산과 가이드라인 부록3 지역별 비작업일수 대조.</w:t>
+              <w:t>룰(항목·연산자·임계값·적용 공종)을 설정 데이터로 관리. 작업 종류(토공·옥외/콘크리트/고소·양중/실내)별 적용. 「국토부 2026 예시」·「발주사 기준」 프리셋. 월별·연간 집계, 룰별 기여 차트. 국토부 산식(A+B−C, 주 40시간 하한) 검산과 가이드라인 부록3 지역별 비작업일수 대조.</w:t>
             </w:r>
           </w:p>
         </w:tc>
@@ -2909,7 +2909,7 @@
                 <w:b w:val="0"/>
                 <w:sz w:val="18"/>
               </w:rPr>
-              <w:t>매핑 항목·할증·룰·준비/정리기간·산정공식은 원문(표준품셈·국토부 훈령·가이드라인) 페이지 링크를 가진다.</w:t>
+              <w:t>매핑 항목·할증·룰·준비/정리기간·산정공식은 원문(표준품셈·국토부 고시·가이드라인) 페이지 링크를 가진다.</w:t>
             </w:r>
           </w:p>
         </w:tc>
@@ -3365,7 +3365,7 @@
                 <w:b w:val="0"/>
                 <w:sz w:val="18"/>
               </w:rPr>
-              <w:t>2019 훈령 · 2024 가이드라인</w:t>
+              <w:t>고시 제2024-1021호 · 2026 가이드라인</w:t>
             </w:r>
           </w:p>
         </w:tc>
